--- a/TABLES/Table2b_weaning_test.docx
+++ b/TABLES/Table2b_weaning_test.docx
@@ -64,7 +64,6 @@
           </w:tcPr>
           <w:p>
             <w:pPr>
-              <w:pStyle w:val="Normal"/>
               <w:jc w:val="left"/>
               <w:pBdr>
                 <w:bottom w:val="none" w:sz="0" w:space="0" w:color="000000"/>
@@ -119,7 +118,6 @@
           </w:tcPr>
           <w:p>
             <w:pPr>
-              <w:pStyle w:val="Normal"/>
               <w:jc w:val="left"/>
               <w:pBdr>
                 <w:bottom w:val="none" w:sz="0" w:space="0" w:color="000000"/>
@@ -174,7 +172,6 @@
           </w:tcPr>
           <w:p>
             <w:pPr>
-              <w:pStyle w:val="Normal"/>
               <w:jc w:val="left"/>
               <w:pBdr>
                 <w:bottom w:val="none" w:sz="0" w:space="0" w:color="000000"/>
@@ -235,7 +232,6 @@
           </w:tcPr>
           <w:p>
             <w:pPr>
-              <w:pStyle w:val="Normal"/>
               <w:jc w:val="left"/>
               <w:pBdr>
                 <w:bottom w:val="none" w:sz="0" w:space="0" w:color="000000"/>
@@ -290,7 +286,6 @@
           </w:tcPr>
           <w:p>
             <w:pPr>
-              <w:pStyle w:val="Normal"/>
               <w:jc w:val="left"/>
               <w:pBdr>
                 <w:bottom w:val="none" w:sz="0" w:space="0" w:color="000000"/>
@@ -345,7 +340,6 @@
           </w:tcPr>
           <w:p>
             <w:pPr>
-              <w:pStyle w:val="Normal"/>
               <w:jc w:val="left"/>
               <w:pBdr>
                 <w:bottom w:val="none" w:sz="0" w:space="0" w:color="000000"/>
@@ -406,7 +400,6 @@
           </w:tcPr>
           <w:p>
             <w:pPr>
-              <w:pStyle w:val="Normal"/>
               <w:jc w:val="left"/>
               <w:pBdr>
                 <w:bottom w:val="none" w:sz="0" w:space="0" w:color="000000"/>
@@ -461,7 +454,6 @@
           </w:tcPr>
           <w:p>
             <w:pPr>
-              <w:pStyle w:val="Normal"/>
               <w:jc w:val="left"/>
               <w:pBdr>
                 <w:bottom w:val="none" w:sz="0" w:space="0" w:color="000000"/>
@@ -516,7 +508,6 @@
           </w:tcPr>
           <w:p>
             <w:pPr>
-              <w:pStyle w:val="Normal"/>
               <w:jc w:val="left"/>
               <w:pBdr>
                 <w:bottom w:val="none" w:sz="0" w:space="0" w:color="000000"/>
@@ -556,7 +547,7 @@
     </w:tbl>
     <w:sectPr>
       <w:pgMar w:header="708" w:bottom="1417" w:top="1417" w:right="1417" w:left="1417" w:footer="708" w:gutter="0"/>
-      <w:pgSz w:h="16848" w:w="11952" w:orient="portrait"/>
+      <w:pgSz w:h="16838" w:w="11906" w:orient="portrait"/>
       <w:type w:val="continuous"/>
       <w:cols/>
     </w:sectPr>
